--- a/Notes/2026-10-16-xloop-generative-ai-page-content-v1.docx
+++ b/Notes/2026-10-16-xloop-generative-ai-page-content-v1.docx
@@ -3227,7 +3227,7 @@
           <w:sz w:val="18"/>
           <w:szCs w:val="18"/>
         </w:rPr>
-        <w:t xml:space="preserve">Both cards match the hub word for word. If Alfalah Investments is named elsewhere, name it here too.</w:t>
+        <w:t xml:space="preserve">Both cards match the hub word for word. Cards stay anonymous but specific (Sana, 23 Oct).</w:t>
       </w:r>
     </w:p>
     <w:p>

--- a/Notes/2026-10-16-xloop-generative-ai-page-content-v1.docx
+++ b/Notes/2026-10-16-xloop-generative-ai-page-content-v1.docx
@@ -620,7 +620,43 @@
                 <w:sz w:val="19"/>
                 <w:szCs w:val="19"/>
               </w:rPr>
-              <w:t xml:space="preserve">Service · FAQPage · BreadcrumbList</w:t>
+              <w:t xml:space="preserve">Service, with each service on this page as its own </w:t>
+            </w:r>
+            <w:r>
+              <w:rPr>
+                <w:rFonts w:ascii="Consolas" w:cs="Consolas" w:eastAsia="Consolas" w:hAnsi="Consolas"/>
+                <w:color w:val="1A1A1A"/>
+                <w:sz w:val="19"/>
+                <w:szCs w:val="19"/>
+              </w:rPr>
+              <w:t xml:space="preserve">Service</w:t>
+            </w:r>
+            <w:r>
+              <w:rPr>
+                <w:rFonts w:ascii="Arial" w:cs="Arial" w:eastAsia="Arial" w:hAnsi="Arial"/>
+                <w:color w:val="1A1A1A"/>
+                <w:sz w:val="19"/>
+                <w:szCs w:val="19"/>
+              </w:rPr>
+              <w:t xml:space="preserve"> entity in </w:t>
+            </w:r>
+            <w:r>
+              <w:rPr>
+                <w:rFonts w:ascii="Consolas" w:cs="Consolas" w:eastAsia="Consolas" w:hAnsi="Consolas"/>
+                <w:color w:val="1A1A1A"/>
+                <w:sz w:val="19"/>
+                <w:szCs w:val="19"/>
+              </w:rPr>
+              <w:t xml:space="preserve">hasOfferCatalog</w:t>
+            </w:r>
+            <w:r>
+              <w:rPr>
+                <w:rFonts w:ascii="Arial" w:cs="Arial" w:eastAsia="Arial" w:hAnsi="Arial"/>
+                <w:color w:val="1A1A1A"/>
+                <w:sz w:val="19"/>
+                <w:szCs w:val="19"/>
+              </w:rPr>
+              <w:t xml:space="preserve"> · FAQPage · BreadcrumbList</w:t>
             </w:r>
           </w:p>
         </w:tc>
@@ -653,6 +689,67 @@
                 <w:sz w:val="19"/>
                 <w:szCs w:val="19"/>
               </w:rPr>
+              <w:t xml:space="preserve">Visible "Last updated" date</w:t>
+            </w:r>
+          </w:p>
+        </w:tc>
+        <w:tc>
+          <w:tcPr>
+            <w:tcW w:type="dxa" w:w="7258"/>
+            <w:tcBorders>
+              <w:top w:val="single" w:color="D1D5DB" w:sz="4"/>
+              <w:left w:val="single" w:color="D1D5DB" w:sz="4"/>
+              <w:bottom w:val="single" w:color="D1D5DB" w:sz="4"/>
+              <w:right w:val="single" w:color="D1D5DB" w:sz="4"/>
+            </w:tcBorders>
+            <w:tcMar>
+              <w:top w:type="dxa" w:w="70"/>
+              <w:left w:type="dxa" w:w="110"/>
+              <w:bottom w:type="dxa" w:w="70"/>
+              <w:right w:type="dxa" w:w="110"/>
+            </w:tcMar>
+          </w:tcPr>
+          <w:p>
+            <w:r>
+              <w:rPr>
+                <w:rFonts w:ascii="Arial" w:cs="Arial" w:eastAsia="Arial" w:hAnsi="Arial"/>
+                <w:color w:val="1A1A1A"/>
+                <w:sz w:val="19"/>
+                <w:szCs w:val="19"/>
+              </w:rPr>
+              <w:t xml:space="preserve">Yes</w:t>
+            </w:r>
+          </w:p>
+        </w:tc>
+      </w:tr>
+      <w:tr>
+        <w:trPr>
+          <w:cantSplit/>
+        </w:trPr>
+        <w:tc>
+          <w:tcPr>
+            <w:tcW w:type="dxa" w:w="2822"/>
+            <w:tcBorders>
+              <w:top w:val="single" w:color="D1D5DB" w:sz="4"/>
+              <w:left w:val="single" w:color="D1D5DB" w:sz="4"/>
+              <w:bottom w:val="single" w:color="D1D5DB" w:sz="4"/>
+              <w:right w:val="single" w:color="D1D5DB" w:sz="4"/>
+            </w:tcBorders>
+            <w:tcMar>
+              <w:top w:type="dxa" w:w="70"/>
+              <w:left w:type="dxa" w:w="110"/>
+              <w:bottom w:type="dxa" w:w="70"/>
+              <w:right w:type="dxa" w:w="110"/>
+            </w:tcMar>
+          </w:tcPr>
+          <w:p>
+            <w:r>
+              <w:rPr>
+                <w:rFonts w:ascii="Arial" w:cs="Arial" w:eastAsia="Arial" w:hAnsi="Arial"/>
+                <w:color w:val="1A1A1A"/>
+                <w:sz w:val="19"/>
+                <w:szCs w:val="19"/>
+              </w:rPr>
               <w:t xml:space="preserve">Lead form heading</w:t>
             </w:r>
           </w:p>
@@ -832,7 +929,7 @@
           <w:sz w:val="21"/>
           <w:szCs w:val="21"/>
         </w:rPr>
-        <w:t xml:space="preserve"> Bring one use case. Our AI engineers will tell you if it can work, what data it needs and how we would build it.</w:t>
+        <w:t xml:space="preserve"> Bring one use case. Our AI engineers will tell you if it can work, what data it needs, how we would build it, and give you a straight answer in 30 minutes.</w:t>
       </w:r>
     </w:p>
     <w:p>
@@ -927,7 +1024,7 @@
           <w:sz w:val="21"/>
           <w:szCs w:val="21"/>
         </w:rPr>
-        <w:t xml:space="preserve">Generative AI services design and build applications that create text, answers, summaries or images from a business's own data. Typical examples are assistants that answer staff or customer questions from internal documents, tools that draft and summarize documents, and copilots inside everyday software. Built well, they show their sources and stay inside the data each user is allowed to see.</w:t>
+        <w:t xml:space="preserve">Generative AI services design and build applications that create text, answers, summaries or images from a business's own data. Typical examples are assistants that answer staff or customer questions from internal documents, tools that draft and summarize documents, and copilots inside everyday software. Built well, they show their sources and stay inside the data each user is allowed to see. xLoop builds them on your documents and data, with guardrails and monitoring from day one.</w:t>
       </w:r>
     </w:p>
     <w:p>
@@ -987,6 +1084,20 @@
           <w:szCs w:val="21"/>
         </w:rPr>
         <w:t xml:space="preserve"> Generative AI Challenges We Solve</w:t>
+      </w:r>
+    </w:p>
+    <w:p>
+      <w:pPr>
+        <w:spacing w:after="130" w:line="300"/>
+      </w:pPr>
+      <w:r>
+        <w:rPr>
+          <w:rFonts w:ascii="Arial" w:cs="Arial" w:eastAsia="Arial" w:hAnsi="Arial"/>
+          <w:color w:val="1A1A1A"/>
+          <w:sz w:val="21"/>
+          <w:szCs w:val="21"/>
+        </w:rPr>
+        <w:t xml:space="preserve">Generative AI projects usually stall on five problems: information nobody can find, data that can't go into public tools, confident wrong answers, documents written from scratch, and copilots nobody uses. Here is how xLoop solves each.</w:t>
       </w:r>
     </w:p>
     <w:p>
@@ -1789,6 +1900,20 @@
     </w:p>
     <w:p>
       <w:pPr>
+        <w:spacing w:after="130" w:line="300"/>
+      </w:pPr>
+      <w:r>
+        <w:rPr>
+          <w:rFonts w:ascii="Arial" w:cs="Arial" w:eastAsia="Arial" w:hAnsi="Arial"/>
+          <w:color w:val="1A1A1A"/>
+          <w:sz w:val="21"/>
+          <w:szCs w:val="21"/>
+        </w:rPr>
+        <w:t xml:space="preserve">xLoop's generative AI services cover enterprise knowledge assistants, document drafting and extraction, copilots in Microsoft 365 and your CRM, customer facing assistants, and generative design.</w:t>
+      </w:r>
+    </w:p>
+    <w:p>
+      <w:pPr>
         <w:spacing w:after="120"/>
       </w:pPr>
       <w:r>
@@ -2440,6 +2565,20 @@
     </w:p>
     <w:p>
       <w:pPr>
+        <w:spacing w:after="130" w:line="300"/>
+      </w:pPr>
+      <w:r>
+        <w:rPr>
+          <w:rFonts w:ascii="Arial" w:cs="Arial" w:eastAsia="Arial" w:hAnsi="Arial"/>
+          <w:color w:val="1A1A1A"/>
+          <w:sz w:val="21"/>
+          <w:szCs w:val="21"/>
+        </w:rPr>
+        <w:t xml:space="preserve">Generative AI is accurate and safe when answers are grounded in your data with sources, guarded on input and output, limited to what each user may see, tested before launch and monitored after.</w:t>
+      </w:r>
+    </w:p>
+    <w:p>
+      <w:pPr>
         <w:spacing w:after="120"/>
       </w:pPr>
       <w:r>
@@ -2808,6 +2947,20 @@
           <w:szCs w:val="21"/>
         </w:rPr>
         <w:t xml:space="preserve"> Generative AI We've Delivered</w:t>
+      </w:r>
+    </w:p>
+    <w:p>
+      <w:pPr>
+        <w:spacing w:after="130" w:line="300"/>
+      </w:pPr>
+      <w:r>
+        <w:rPr>
+          <w:rFonts w:ascii="Arial" w:cs="Arial" w:eastAsia="Arial" w:hAnsi="Arial"/>
+          <w:color w:val="1A1A1A"/>
+          <w:sz w:val="21"/>
+          <w:szCs w:val="21"/>
+        </w:rPr>
+        <w:t xml:space="preserve">xLoop has generative AI in production for a Canadian healthcare platform and a leading asset manager in Pakistan.</w:t>
       </w:r>
     </w:p>
     <w:p>
@@ -4220,16 +4373,16 @@
           <w:sz w:val="21"/>
           <w:szCs w:val="21"/>
         </w:rPr>
-        <w:t xml:space="preserve">CTA:</w:t>
-      </w:r>
-      <w:r>
-        <w:rPr>
-          <w:rFonts w:ascii="Arial" w:cs="Arial" w:eastAsia="Arial" w:hAnsi="Arial"/>
-          <w:color w:val="1A1A1A"/>
-          <w:sz w:val="21"/>
-          <w:szCs w:val="21"/>
-        </w:rPr>
-        <w:t xml:space="preserve"> Book a 30 Minute AI Use Case Review →</w:t>
+        <w:t xml:space="preserve">Proof line (above the button):</w:t>
+      </w:r>
+      <w:r>
+        <w:rPr>
+          <w:rFonts w:ascii="Arial" w:cs="Arial" w:eastAsia="Arial" w:hAnsi="Arial"/>
+          <w:color w:val="1A1A1A"/>
+          <w:sz w:val="21"/>
+          <w:szCs w:val="21"/>
+        </w:rPr>
+        <w:t xml:space="preserve"> Generative AI in production for a healthcare platform and a leading asset manager.</w:t>
       </w:r>
     </w:p>
     <w:p>
@@ -4245,6 +4398,31 @@
           <w:sz w:val="21"/>
           <w:szCs w:val="21"/>
         </w:rPr>
+        <w:t xml:space="preserve">CTA:</w:t>
+      </w:r>
+      <w:r>
+        <w:rPr>
+          <w:rFonts w:ascii="Arial" w:cs="Arial" w:eastAsia="Arial" w:hAnsi="Arial"/>
+          <w:color w:val="1A1A1A"/>
+          <w:sz w:val="21"/>
+          <w:szCs w:val="21"/>
+        </w:rPr>
+        <w:t xml:space="preserve"> Book a 30 Minute AI Use Case Review →</w:t>
+      </w:r>
+    </w:p>
+    <w:p>
+      <w:pPr>
+        <w:spacing w:after="130" w:line="300"/>
+      </w:pPr>
+      <w:r>
+        <w:rPr>
+          <w:rFonts w:ascii="Arial" w:cs="Arial" w:eastAsia="Arial" w:hAnsi="Arial"/>
+          <w:b/>
+          <w:bCs/>
+          <w:color w:val="1A1A1A"/>
+          <w:sz w:val="21"/>
+          <w:szCs w:val="21"/>
+        </w:rPr>
         <w:t xml:space="preserve">Form fields:</w:t>
       </w:r>
       <w:r>
@@ -4254,7 +4432,23 @@
           <w:sz w:val="21"/>
           <w:szCs w:val="21"/>
         </w:rPr>
-        <w:t xml:space="preserve"> Name · Work email · Company · Role · Describe the use case in one line</w:t>
+        <w:t xml:space="preserve"> Name · Work email · Company · Describe the use case in one line</w:t>
+      </w:r>
+    </w:p>
+    <w:p>
+      <w:pPr>
+        <w:spacing w:after="120"/>
+      </w:pPr>
+      <w:r>
+        <w:rPr>
+          <w:rFonts w:ascii="Arial" w:cs="Arial" w:eastAsia="Arial" w:hAnsi="Arial"/>
+          <w:i/>
+          <w:iCs/>
+          <w:color w:val="6B7280"/>
+          <w:sz w:val="18"/>
+          <w:szCs w:val="18"/>
+        </w:rPr>
+        <w:t xml:space="preserve">Four fields only (27 Oct review). Role and size are asked on the call.</w:t>
       </w:r>
     </w:p>
     <w:p>
@@ -4286,7 +4480,7 @@
           <w:sz w:val="21"/>
           <w:szCs w:val="21"/>
         </w:rPr>
-        <w:t xml:space="preserve">Applied AI Solutions · Large Language Models · AI Agents &amp; Autonomous Systems · Data &amp; AI Consulting · AI Security</w:t>
+        <w:t xml:space="preserve">All applied AI solutions (/services/applied-ai-solutions) · LLM development, RAG and fine tuning (/services/large-language-models) · AI agent development (/services/ai-agents-and-autonomous-systems) · Data and AI consulting (/ai-consultancy) · AI security testing (/services/ai-security-service)</w:t>
       </w:r>
     </w:p>
     <w:p>
